--- a/courts/military/army-court-of-criminal-appeals/answering-brief/usage/OUTPUT-answering-brief.docx
+++ b/courts/military/army-court-of-criminal-appeals/answering-brief/usage/OUTPUT-answering-brief.docx
@@ -147,15 +147,7 @@
               <w:ind w:left="0" w:firstLine="0"/>
             </w:pPr>
             <w:r>
-              <w:t xml:space="preserve">Tried at Fort Knox, Kentucky and Fort Bragg, North Carolina, on 9 March, 10 and 24 May, 24 August, and 2 December 2004; 31 January, 4 March, and 1, 6</w:t>
-              <w:noBreakHyphen/>
-              <w:t xml:space="preserve">8, 11</w:t>
-              <w:noBreakHyphen/>
-              <w:t xml:space="preserve">14, 18</w:t>
-              <w:noBreakHyphen/>
-              <w:t xml:space="preserve">22, and 25</w:t>
-              <w:noBreakHyphen/>
-              <w:t xml:space="preserve">28 April 2005, before a general court-martial appointed by the Commander, XVIII Airborne Corps and Fort Bragg, Colonels Dan Trimble, Patrick J. Parrish, and Stephen R. Henley, military judges, presiding.</w:t>
+              <w:t xml:space="preserve">Tried at Fort Knox, Kentucky and Fort Bragg, North Carolina, on 9 March, 10 and 24 May, 24 August, and 2 December 2004; 31 January, 4 March, and 1, 6-⁠8, 11-⁠14, 18-⁠22, and 25-⁠28 April 2005, before a general court-martial appointed by the Commander, XVIII Airborne Corps and Fort Bragg, Colonels Dan Trimble, Patrick J. Parrish, and Stephen R. Henley, military judges, presiding.</w:t>
             </w:r>
           </w:p>
         </w:tc>
@@ -318,19 +310,7 @@
         <w:t xml:space="preserve"> </w:t>
       </w:r>
       <w:r>
-        <w:t xml:space="preserve">When left alone, appellant hid four M</w:t>
-      </w:r>
-      <w:r>
-        <w:noBreakHyphen/>
-      </w:r>
-      <w:r>
-        <w:t xml:space="preserve">67 fragmentation grenades and three M</w:t>
-      </w:r>
-      <w:r>
-        <w:noBreakHyphen/>
-      </w:r>
-      <w:r>
-        <w:t xml:space="preserve">14 incendiary grenades in his pro-mask carrier and some of the canisters in his Joint Service Lightweight Integrated Suit Technology (JLIST) bag.</w:t>
+        <w:t xml:space="preserve">When left alone, appellant hid four M-⁠67 fragmentation grenades and three M-⁠14 incendiary grenades in his pro-mask carrier and some of the canisters in his Joint Service Lightweight Integrated Suit Technology (JLIST) bag.</w:t>
       </w:r>
       <w:r>
         <w:rPr>
@@ -416,13 +396,7 @@
         <w:t xml:space="preserve"> </w:t>
       </w:r>
       <w:r>
-        <w:t xml:space="preserve">Appellant removed an M</w:t>
-      </w:r>
-      <w:r>
-        <w:noBreakHyphen/>
-      </w:r>
-      <w:r>
-        <w:t xml:space="preserve">14 incendiary grenade, pulled the pin, and threw the grenade into Tent 1.</w:t>
+        <w:t xml:space="preserve">Appellant removed an M-⁠14 incendiary grenade, pulled the pin, and threw the grenade into Tent 1.</w:t>
       </w:r>
       <w:r>
         <w:rPr>
@@ -446,13 +420,7 @@
         <w:t xml:space="preserve"> </w:t>
       </w:r>
       <w:r>
-        <w:t xml:space="preserve">Appellant then pulled out an M</w:t>
-      </w:r>
-      <w:r>
-        <w:noBreakHyphen/>
-      </w:r>
-      <w:r>
-        <w:t xml:space="preserve">67 fragmentation grenade, pulled the pin, and threw it into Tent 1.</w:t>
+        <w:t xml:space="preserve">Appellant then pulled out an M-⁠67 fragmentation grenade, pulled the pin, and threw it into Tent 1.</w:t>
       </w:r>
       <w:r>
         <w:rPr>
@@ -478,13 +446,7 @@
         <w:pStyle w:val="BodyText"/>
       </w:pPr>
       <w:r>
-        <w:t xml:space="preserve">Appellant then waited outside of Tent 1. After the explosions, MAJ [redacted] grabbed his M</w:t>
-      </w:r>
-      <w:r>
-        <w:noBreakHyphen/>
-      </w:r>
-      <w:r>
-        <w:t xml:space="preserve">9 pistol and exited Tent 1.</w:t>
+        <w:t xml:space="preserve">Appellant then waited outside of Tent 1. After the explosions, MAJ [redacted] grabbed his M-⁠9 pistol and exited Tent 1.</w:t>
       </w:r>
       <w:r>
         <w:rPr>
@@ -496,13 +458,7 @@
         <w:t xml:space="preserve"> </w:t>
       </w:r>
       <w:r>
-        <w:t xml:space="preserve">MAJ [redacted] heard a noise, and when he turned, appellant fired his M</w:t>
-      </w:r>
-      <w:r>
-        <w:noBreakHyphen/>
-      </w:r>
-      <w:r>
-        <w:t xml:space="preserve">4 rifle at MAJ [redacted].</w:t>
+        <w:t xml:space="preserve">MAJ [redacted] heard a noise, and when he turned, appellant fired his M-⁠4 rifle at MAJ [redacted].</w:t>
       </w:r>
       <w:r>
         <w:rPr>
@@ -764,13 +720,7 @@
         <w:t xml:space="preserve"> </w:t>
       </w:r>
       <w:r>
-        <w:t xml:space="preserve">Appellant shot CPT Seifert in the back with his M</w:t>
-      </w:r>
-      <w:r>
-        <w:noBreakHyphen/>
-      </w:r>
-      <w:r>
-        <w:t xml:space="preserve">4 rifle from a distance of one or two feet, before running off into the night.</w:t>
+        <w:t xml:space="preserve">Appellant shot CPT Seifert in the back with his M-⁠4 rifle from a distance of one or two feet, before running off into the night.</w:t>
       </w:r>
       <w:r>
         <w:rPr>
@@ -876,13 +826,7 @@
         <w:t xml:space="preserve"> </w:t>
       </w:r>
       <w:r>
-        <w:t xml:space="preserve">MAJ [redacted] the Brigade S</w:t>
-      </w:r>
-      <w:r>
-        <w:noBreakHyphen/>
-      </w:r>
-      <w:r>
-        <w:t xml:space="preserve">2, began moving from area to area to set up a perimeter and coordinate any response that might be necessary.</w:t>
+        <w:t xml:space="preserve">MAJ [redacted] the Brigade S-⁠2, began moving from area to area to set up a perimeter and coordinate any response that might be necessary.</w:t>
       </w:r>
       <w:r>
         <w:rPr>
@@ -1078,19 +1022,7 @@
         <w:pStyle w:val="BodyText"/>
       </w:pPr>
       <w:r>
-        <w:t xml:space="preserve">When appellant was apprehended he was found with the one remaining M</w:t>
-      </w:r>
-      <w:r>
-        <w:noBreakHyphen/>
-      </w:r>
-      <w:r>
-        <w:t xml:space="preserve">67 and two remaining M</w:t>
-      </w:r>
-      <w:r>
-        <w:noBreakHyphen/>
-      </w:r>
-      <w:r>
-        <w:t xml:space="preserve">14 grenades in his protective mask.</w:t>
+        <w:t xml:space="preserve">When appellant was apprehended he was found with the one remaining M-⁠67 and two remaining M-⁠14 grenades in his protective mask.</w:t>
       </w:r>
       <w:r>
         <w:rPr>
@@ -1102,13 +1034,7 @@
         <w:t xml:space="preserve"> </w:t>
       </w:r>
       <w:r>
-        <w:t xml:space="preserve">The three M</w:t>
-      </w:r>
-      <w:r>
-        <w:noBreakHyphen/>
-      </w:r>
-      <w:r>
-        <w:t xml:space="preserve">14 canisters were discovered in appellant’s JLIST bag.</w:t>
+        <w:t xml:space="preserve">The three M-⁠14 canisters were discovered in appellant’s JLIST bag.</w:t>
       </w:r>
       <w:r>
         <w:rPr>
@@ -1156,13 +1082,7 @@
         <w:t xml:space="preserve"> </w:t>
       </w:r>
       <w:r>
-        <w:t xml:space="preserve">One expended shell casing from an M</w:t>
-      </w:r>
-      <w:r>
-        <w:noBreakHyphen/>
-      </w:r>
-      <w:r>
-        <w:t xml:space="preserve">4 rifle was discovered in front of Tent 1,</w:t>
+        <w:t xml:space="preserve">One expended shell casing from an M-⁠4 rifle was discovered in front of Tent 1,</w:t>
       </w:r>
       <w:r>
         <w:rPr>
@@ -1487,9 +1407,7 @@
         <w:ind w:left="4320" w:firstLine="0"/>
       </w:pPr>
       <w:r>
-        <w:t xml:space="preserve">(703) 588</w:t>
-        <w:noBreakHyphen/>
-        <w:t xml:space="preserve">6104</w:t>
+        <w:t xml:space="preserve">(703) 588-⁠6104</w:t>
       </w:r>
     </w:p>
     <w:sectPr>
@@ -1615,13 +1533,7 @@
         <w:t xml:space="preserve"> </w:t>
       </w:r>
       <w:r>
-        <w:t xml:space="preserve">R. 1583</w:t>
-      </w:r>
-      <w:r>
-        <w:noBreakHyphen/>
-      </w:r>
-      <w:r>
-        <w:t xml:space="preserve">87.</w:t>
+        <w:t xml:space="preserve">R. 1583-⁠87.</w:t>
       </w:r>
     </w:p>
   </w:footnote>
@@ -1640,13 +1552,7 @@
         <w:t xml:space="preserve"> </w:t>
       </w:r>
       <w:r>
-        <w:t xml:space="preserve">R. 1583</w:t>
-      </w:r>
-      <w:r>
-        <w:noBreakHyphen/>
-      </w:r>
-      <w:r>
-        <w:t xml:space="preserve">86, 1607, 1627; Prosecution Exhibit (PE) 163.</w:t>
+        <w:t xml:space="preserve">R. 1583-⁠86, 1607, 1627; Prosecution Exhibit (PE) 163.</w:t>
       </w:r>
     </w:p>
   </w:footnote>
@@ -1684,13 +1590,7 @@
         <w:t xml:space="preserve"> </w:t>
       </w:r>
       <w:r>
-        <w:t xml:space="preserve">R. 1610</w:t>
-      </w:r>
-      <w:r>
-        <w:noBreakHyphen/>
-      </w:r>
-      <w:r>
-        <w:t xml:space="preserve">11.</w:t>
+        <w:t xml:space="preserve">R. 1610-⁠11.</w:t>
       </w:r>
     </w:p>
   </w:footnote>
@@ -1709,19 +1609,7 @@
         <w:t xml:space="preserve"> </w:t>
       </w:r>
       <w:r>
-        <w:t xml:space="preserve">R. 1628</w:t>
-      </w:r>
-      <w:r>
-        <w:noBreakHyphen/>
-      </w:r>
-      <w:r>
-        <w:t xml:space="preserve">29, 1713</w:t>
-      </w:r>
-      <w:r>
-        <w:noBreakHyphen/>
-      </w:r>
-      <w:r>
-        <w:t xml:space="preserve">14; PEs 88, 162.</w:t>
+        <w:t xml:space="preserve">R. 1628-⁠29, 1713-⁠14; PEs 88, 162.</w:t>
       </w:r>
     </w:p>
   </w:footnote>
@@ -1740,13 +1628,7 @@
         <w:t xml:space="preserve"> </w:t>
       </w:r>
       <w:r>
-        <w:t xml:space="preserve">R. 1590</w:t>
-      </w:r>
-      <w:r>
-        <w:noBreakHyphen/>
-      </w:r>
-      <w:r>
-        <w:t xml:space="preserve">91.</w:t>
+        <w:t xml:space="preserve">R. 1590-⁠91.</w:t>
       </w:r>
     </w:p>
   </w:footnote>
@@ -1807,13 +1689,7 @@
         <w:t xml:space="preserve"> </w:t>
       </w:r>
       <w:r>
-        <w:t xml:space="preserve">PE 1 and 223; R. 1225</w:t>
-      </w:r>
-      <w:r>
-        <w:noBreakHyphen/>
-      </w:r>
-      <w:r>
-        <w:t xml:space="preserve">26.</w:t>
+        <w:t xml:space="preserve">PE 1 and 223; R. 1225-⁠26.</w:t>
       </w:r>
     </w:p>
   </w:footnote>
@@ -1851,13 +1727,7 @@
         <w:t xml:space="preserve"> </w:t>
       </w:r>
       <w:r>
-        <w:t xml:space="preserve">R. 1235</w:t>
-      </w:r>
-      <w:r>
-        <w:noBreakHyphen/>
-      </w:r>
-      <w:r>
-        <w:t xml:space="preserve">36; PE 188.</w:t>
+        <w:t xml:space="preserve">R. 1235-⁠36; PE 188.</w:t>
       </w:r>
     </w:p>
   </w:footnote>
@@ -1876,13 +1746,7 @@
         <w:t xml:space="preserve"> </w:t>
       </w:r>
       <w:r>
-        <w:t xml:space="preserve">R. 1245</w:t>
-      </w:r>
-      <w:r>
-        <w:noBreakHyphen/>
-      </w:r>
-      <w:r>
-        <w:t xml:space="preserve">46.</w:t>
+        <w:t xml:space="preserve">R. 1245-⁠46.</w:t>
       </w:r>
     </w:p>
   </w:footnote>
@@ -1901,13 +1765,7 @@
         <w:t xml:space="preserve"> </w:t>
       </w:r>
       <w:r>
-        <w:t xml:space="preserve">R. 1771, 1774, 1788</w:t>
-      </w:r>
-      <w:r>
-        <w:noBreakHyphen/>
-      </w:r>
-      <w:r>
-        <w:t xml:space="preserve">89; PE 8.</w:t>
+        <w:t xml:space="preserve">R. 1771, 1774, 1788-⁠89; PE 8.</w:t>
       </w:r>
     </w:p>
   </w:footnote>
@@ -1964,13 +1822,7 @@
         <w:t xml:space="preserve"> </w:t>
       </w:r>
       <w:r>
-        <w:t xml:space="preserve">R. 1247</w:t>
-      </w:r>
-      <w:r>
-        <w:noBreakHyphen/>
-      </w:r>
-      <w:r>
-        <w:t xml:space="preserve">48.</w:t>
+        <w:t xml:space="preserve">R. 1247-⁠48.</w:t>
       </w:r>
     </w:p>
   </w:footnote>
@@ -1989,13 +1841,7 @@
         <w:t xml:space="preserve"> </w:t>
       </w:r>
       <w:r>
-        <w:t xml:space="preserve">R. 1248</w:t>
-      </w:r>
-      <w:r>
-        <w:noBreakHyphen/>
-      </w:r>
-      <w:r>
-        <w:t xml:space="preserve">50.</w:t>
+        <w:t xml:space="preserve">R. 1248-⁠50.</w:t>
       </w:r>
     </w:p>
   </w:footnote>
@@ -2033,13 +1879,7 @@
         <w:t xml:space="preserve"> </w:t>
       </w:r>
       <w:r>
-        <w:t xml:space="preserve">R. 1250</w:t>
-      </w:r>
-      <w:r>
-        <w:noBreakHyphen/>
-      </w:r>
-      <w:r>
-        <w:t xml:space="preserve">51.</w:t>
+        <w:t xml:space="preserve">R. 1250-⁠51.</w:t>
       </w:r>
     </w:p>
   </w:footnote>
@@ -2058,19 +1898,7 @@
         <w:t xml:space="preserve"> </w:t>
       </w:r>
       <w:r>
-        <w:t xml:space="preserve">PEs 215 and 216; R. 1235</w:t>
-      </w:r>
-      <w:r>
-        <w:noBreakHyphen/>
-      </w:r>
-      <w:r>
-        <w:t xml:space="preserve">36, 2739</w:t>
-      </w:r>
-      <w:r>
-        <w:noBreakHyphen/>
-      </w:r>
-      <w:r>
-        <w:t xml:space="preserve">40.</w:t>
+        <w:t xml:space="preserve">PEs 215 and 216; R. 1235-⁠36, 2739-⁠40.</w:t>
       </w:r>
     </w:p>
   </w:footnote>
@@ -2089,25 +1917,7 @@
         <w:t xml:space="preserve"> </w:t>
       </w:r>
       <w:r>
-        <w:t xml:space="preserve">R. 1262, 1282, 1284, 1294</w:t>
-      </w:r>
-      <w:r>
-        <w:noBreakHyphen/>
-      </w:r>
-      <w:r>
-        <w:t xml:space="preserve">96, 1312</w:t>
-      </w:r>
-      <w:r>
-        <w:noBreakHyphen/>
-      </w:r>
-      <w:r>
-        <w:t xml:space="preserve">14, 1319, 1328</w:t>
-      </w:r>
-      <w:r>
-        <w:noBreakHyphen/>
-      </w:r>
-      <w:r>
-        <w:t xml:space="preserve">29.</w:t>
+        <w:t xml:space="preserve">R. 1262, 1282, 1284, 1294-⁠96, 1312-⁠14, 1319, 1328-⁠29.</w:t>
       </w:r>
     </w:p>
   </w:footnote>
@@ -2126,31 +1936,7 @@
         <w:t xml:space="preserve"> </w:t>
       </w:r>
       <w:r>
-        <w:t xml:space="preserve">R. 1263</w:t>
-      </w:r>
-      <w:r>
-        <w:noBreakHyphen/>
-      </w:r>
-      <w:r>
-        <w:t xml:space="preserve">65, 1296, 1313, 1330</w:t>
-      </w:r>
-      <w:r>
-        <w:noBreakHyphen/>
-      </w:r>
-      <w:r>
-        <w:t xml:space="preserve">31, 1346</w:t>
-      </w:r>
-      <w:r>
-        <w:noBreakHyphen/>
-      </w:r>
-      <w:r>
-        <w:t xml:space="preserve">47; PEs 15</w:t>
-      </w:r>
-      <w:r>
-        <w:noBreakHyphen/>
-      </w:r>
-      <w:r>
-        <w:t xml:space="preserve">21.</w:t>
+        <w:t xml:space="preserve">R. 1263-⁠65, 1296, 1313, 1330-⁠31, 1346-⁠47; PEs 15-⁠21.</w:t>
       </w:r>
     </w:p>
   </w:footnote>
@@ -2169,13 +1955,7 @@
         <w:t xml:space="preserve"> </w:t>
       </w:r>
       <w:r>
-        <w:t xml:space="preserve">PE 22; R. 1273, 1285</w:t>
-      </w:r>
-      <w:r>
-        <w:noBreakHyphen/>
-      </w:r>
-      <w:r>
-        <w:t xml:space="preserve">86.</w:t>
+        <w:t xml:space="preserve">PE 22; R. 1273, 1285-⁠86.</w:t>
       </w:r>
     </w:p>
   </w:footnote>
@@ -2194,19 +1974,7 @@
         <w:t xml:space="preserve"> </w:t>
       </w:r>
       <w:r>
-        <w:t xml:space="preserve">R. 1264, 1297</w:t>
-      </w:r>
-      <w:r>
-        <w:noBreakHyphen/>
-      </w:r>
-      <w:r>
-        <w:t xml:space="preserve">98, 1315</w:t>
-      </w:r>
-      <w:r>
-        <w:noBreakHyphen/>
-      </w:r>
-      <w:r>
-        <w:t xml:space="preserve">17, 1332; PE 195 at 3.</w:t>
+        <w:t xml:space="preserve">R. 1264, 1297-⁠98, 1315-⁠17, 1332; PE 195 at 3.</w:t>
       </w:r>
     </w:p>
   </w:footnote>
@@ -2225,13 +1993,7 @@
         <w:t xml:space="preserve"> </w:t>
       </w:r>
       <w:r>
-        <w:t xml:space="preserve">PEs 18 and 195 at 3; R. 1298</w:t>
-      </w:r>
-      <w:r>
-        <w:noBreakHyphen/>
-      </w:r>
-      <w:r>
-        <w:t xml:space="preserve">99.</w:t>
+        <w:t xml:space="preserve">PEs 18 and 195 at 3; R. 1298-⁠99.</w:t>
       </w:r>
     </w:p>
   </w:footnote>
@@ -2269,13 +2031,7 @@
         <w:t xml:space="preserve"> </w:t>
       </w:r>
       <w:r>
-        <w:t xml:space="preserve">R. 1360, 1370</w:t>
-      </w:r>
-      <w:r>
-        <w:noBreakHyphen/>
-      </w:r>
-      <w:r>
-        <w:t xml:space="preserve">71.</w:t>
+        <w:t xml:space="preserve">R. 1360, 1370-⁠71.</w:t>
       </w:r>
     </w:p>
   </w:footnote>
@@ -2351,61 +2107,7 @@
         <w:t xml:space="preserve"> </w:t>
       </w:r>
       <w:r>
-        <w:t xml:space="preserve">R. 1361</w:t>
-      </w:r>
-      <w:r>
-        <w:noBreakHyphen/>
-      </w:r>
-      <w:r>
-        <w:t xml:space="preserve">63, 1373, 1389</w:t>
-      </w:r>
-      <w:r>
-        <w:noBreakHyphen/>
-      </w:r>
-      <w:r>
-        <w:t xml:space="preserve">93, 1402</w:t>
-      </w:r>
-      <w:r>
-        <w:noBreakHyphen/>
-      </w:r>
-      <w:r>
-        <w:t xml:space="preserve">04, 1408</w:t>
-      </w:r>
-      <w:r>
-        <w:noBreakHyphen/>
-      </w:r>
-      <w:r>
-        <w:t xml:space="preserve">09, 1413, 1423</w:t>
-      </w:r>
-      <w:r>
-        <w:noBreakHyphen/>
-      </w:r>
-      <w:r>
-        <w:t xml:space="preserve">26, 1428, 1434</w:t>
-      </w:r>
-      <w:r>
-        <w:noBreakHyphen/>
-      </w:r>
-      <w:r>
-        <w:t xml:space="preserve">39, 1449, 1451</w:t>
-      </w:r>
-      <w:r>
-        <w:noBreakHyphen/>
-      </w:r>
-      <w:r>
-        <w:t xml:space="preserve">52; PEs 23</w:t>
-      </w:r>
-      <w:r>
-        <w:noBreakHyphen/>
-      </w:r>
-      <w:r>
-        <w:t xml:space="preserve">28, 201, 233, 262, and 273</w:t>
-      </w:r>
-      <w:r>
-        <w:noBreakHyphen/>
-      </w:r>
-      <w:r>
-        <w:t xml:space="preserve">284.</w:t>
+        <w:t xml:space="preserve">R. 1361-⁠63, 1373, 1389-⁠93, 1402-⁠04, 1408-⁠09, 1413, 1423-⁠26, 1428, 1434-⁠39, 1449, 1451-⁠52; PEs 23-⁠28, 201, 233, 262, and 273-⁠284.</w:t>
       </w:r>
     </w:p>
   </w:footnote>
@@ -2443,13 +2145,7 @@
         <w:t xml:space="preserve"> </w:t>
       </w:r>
       <w:r>
-        <w:t xml:space="preserve">R. 1471</w:t>
-      </w:r>
-      <w:r>
-        <w:noBreakHyphen/>
-      </w:r>
-      <w:r>
-        <w:t xml:space="preserve">72.</w:t>
+        <w:t xml:space="preserve">R. 1471-⁠72.</w:t>
       </w:r>
     </w:p>
   </w:footnote>
@@ -2468,13 +2164,7 @@
         <w:t xml:space="preserve"> </w:t>
       </w:r>
       <w:r>
-        <w:t xml:space="preserve">R. 1472</w:t>
-      </w:r>
-      <w:r>
-        <w:noBreakHyphen/>
-      </w:r>
-      <w:r>
-        <w:t xml:space="preserve">73.</w:t>
+        <w:t xml:space="preserve">R. 1472-⁠73.</w:t>
       </w:r>
     </w:p>
   </w:footnote>
@@ -2512,13 +2202,7 @@
         <w:t xml:space="preserve"> </w:t>
       </w:r>
       <w:r>
-        <w:t xml:space="preserve">R. 1264, 1434, 1453, 1473</w:t>
-      </w:r>
-      <w:r>
-        <w:noBreakHyphen/>
-      </w:r>
-      <w:r>
-        <w:t xml:space="preserve">76, 1483, 1491.</w:t>
+        <w:t xml:space="preserve">R. 1264, 1434, 1453, 1473-⁠76, 1483, 1491.</w:t>
       </w:r>
     </w:p>
   </w:footnote>
@@ -2537,19 +2221,7 @@
         <w:t xml:space="preserve"> </w:t>
       </w:r>
       <w:r>
-        <w:t xml:space="preserve">R. 1337</w:t>
-      </w:r>
-      <w:r>
-        <w:noBreakHyphen/>
-      </w:r>
-      <w:r>
-        <w:t xml:space="preserve">38, 1417, 1429, 1477, 1802</w:t>
-      </w:r>
-      <w:r>
-        <w:noBreakHyphen/>
-      </w:r>
-      <w:r>
-        <w:t xml:space="preserve">03; PE 195.</w:t>
+        <w:t xml:space="preserve">R. 1337-⁠38, 1417, 1429, 1477, 1802-⁠03; PE 195.</w:t>
       </w:r>
     </w:p>
   </w:footnote>
@@ -2568,13 +2240,7 @@
         <w:t xml:space="preserve"> </w:t>
       </w:r>
       <w:r>
-        <w:t xml:space="preserve">R. 1516</w:t>
-      </w:r>
-      <w:r>
-        <w:noBreakHyphen/>
-      </w:r>
-      <w:r>
-        <w:t xml:space="preserve">17; PEs 197 and 198.</w:t>
+        <w:t xml:space="preserve">R. 1516-⁠17; PEs 197 and 198.</w:t>
       </w:r>
     </w:p>
   </w:footnote>
@@ -2696,19 +2362,7 @@
         <w:t xml:space="preserve"> </w:t>
       </w:r>
       <w:r>
-        <w:t xml:space="preserve">R. 1497, 1648</w:t>
-      </w:r>
-      <w:r>
-        <w:noBreakHyphen/>
-      </w:r>
-      <w:r>
-        <w:t xml:space="preserve">52, 1661</w:t>
-      </w:r>
-      <w:r>
-        <w:noBreakHyphen/>
-      </w:r>
-      <w:r>
-        <w:t xml:space="preserve">62.</w:t>
+        <w:t xml:space="preserve">R. 1497, 1648-⁠52, 1661-⁠62.</w:t>
       </w:r>
     </w:p>
   </w:footnote>
@@ -2727,13 +2381,7 @@
         <w:t xml:space="preserve"> </w:t>
       </w:r>
       <w:r>
-        <w:t xml:space="preserve">R. 1496, 1653</w:t>
-      </w:r>
-      <w:r>
-        <w:noBreakHyphen/>
-      </w:r>
-      <w:r>
-        <w:t xml:space="preserve">54.</w:t>
+        <w:t xml:space="preserve">R. 1496, 1653-⁠54.</w:t>
       </w:r>
     </w:p>
   </w:footnote>
@@ -2752,13 +2400,7 @@
         <w:t xml:space="preserve"> </w:t>
       </w:r>
       <w:r>
-        <w:t xml:space="preserve">R. 1497</w:t>
-      </w:r>
-      <w:r>
-        <w:noBreakHyphen/>
-      </w:r>
-      <w:r>
-        <w:t xml:space="preserve">98.</w:t>
+        <w:t xml:space="preserve">R. 1497-⁠98.</w:t>
       </w:r>
     </w:p>
   </w:footnote>
@@ -2838,13 +2480,7 @@
         <w:t xml:space="preserve"> </w:t>
       </w:r>
       <w:r>
-        <w:t xml:space="preserve">R. 1678</w:t>
-      </w:r>
-      <w:r>
-        <w:noBreakHyphen/>
-      </w:r>
-      <w:r>
-        <w:t xml:space="preserve">79.</w:t>
+        <w:t xml:space="preserve">R. 1678-⁠79.</w:t>
       </w:r>
     </w:p>
   </w:footnote>
@@ -2882,13 +2518,7 @@
         <w:t xml:space="preserve"> </w:t>
       </w:r>
       <w:r>
-        <w:t xml:space="preserve">R. 1685</w:t>
-      </w:r>
-      <w:r>
-        <w:noBreakHyphen/>
-      </w:r>
-      <w:r>
-        <w:t xml:space="preserve">86.</w:t>
+        <w:t xml:space="preserve">R. 1685-⁠86.</w:t>
       </w:r>
     </w:p>
   </w:footnote>
@@ -2983,13 +2613,7 @@
         <w:t xml:space="preserve"> </w:t>
       </w:r>
       <w:r>
-        <w:t xml:space="preserve">R. 1516</w:t>
-      </w:r>
-      <w:r>
-        <w:noBreakHyphen/>
-      </w:r>
-      <w:r>
-        <w:t xml:space="preserve">19.</w:t>
+        <w:t xml:space="preserve">R. 1516-⁠19.</w:t>
       </w:r>
     </w:p>
   </w:footnote>
@@ -3008,25 +2632,7 @@
         <w:t xml:space="preserve"> </w:t>
       </w:r>
       <w:r>
-        <w:t xml:space="preserve">R. 1744</w:t>
-      </w:r>
-      <w:r>
-        <w:noBreakHyphen/>
-      </w:r>
-      <w:r>
-        <w:t xml:space="preserve">45, 1849, 1926</w:t>
-      </w:r>
-      <w:r>
-        <w:noBreakHyphen/>
-      </w:r>
-      <w:r>
-        <w:t xml:space="preserve">28, 1950</w:t>
-      </w:r>
-      <w:r>
-        <w:noBreakHyphen/>
-      </w:r>
-      <w:r>
-        <w:t xml:space="preserve">51; PEs 77, 79, 180, 230.</w:t>
+        <w:t xml:space="preserve">R. 1744-⁠45, 1849, 1926-⁠28, 1950-⁠51; PEs 77, 79, 180, 230.</w:t>
       </w:r>
     </w:p>
   </w:footnote>
@@ -3102,13 +2708,7 @@
         <w:t xml:space="preserve"> </w:t>
       </w:r>
       <w:r>
-        <w:t xml:space="preserve">R. 1867</w:t>
-      </w:r>
-      <w:r>
-        <w:noBreakHyphen/>
-      </w:r>
-      <w:r>
-        <w:t xml:space="preserve">68; PE 144.</w:t>
+        <w:t xml:space="preserve">R. 1867-⁠68; PE 144.</w:t>
       </w:r>
     </w:p>
   </w:footnote>
